--- a/Templates/Банкротство/Инициирование/ФЛ/Самобанкрот/Незалог/Реализация/Реализация полный текст самобанкротство.docx
+++ b/Templates/Банкротство/Инициирование/ФЛ/Самобанкрот/Незалог/Реализация/Реализация полный текст самобанкротство.docx
@@ -23,49 +23,6 @@
           <w:sz w:val="20"/>
         </w:rPr>
       </w:pPr>
-      <w:r>
-        <w:rPr>
-          <w:noProof/>
-          <w:position w:val="76"/>
-          <w:sz w:val="20"/>
-          <w:lang w:eastAsia="ru-RU"/>
-        </w:rPr>
-        <w:drawing>
-          <wp:inline distT="0" distB="0" distL="0" distR="0" wp14:anchorId="589E1070" wp14:editId="42E972E7">
-            <wp:extent cx="628649" cy="628650"/>
-            <wp:effectExtent l="0" t="0" r="0" b="0"/>
-            <wp:docPr id="1" name="Image 1"/>
-            <wp:cNvGraphicFramePr>
-              <a:graphicFrameLocks xmlns:a="http://schemas.openxmlformats.org/drawingml/2006/main"/>
-            </wp:cNvGraphicFramePr>
-            <a:graphic xmlns:a="http://schemas.openxmlformats.org/drawingml/2006/main">
-              <a:graphicData uri="http://schemas.openxmlformats.org/drawingml/2006/picture">
-                <pic:pic xmlns:pic="http://schemas.openxmlformats.org/drawingml/2006/picture">
-                  <pic:nvPicPr>
-                    <pic:cNvPr id="1" name="Image 1"/>
-                    <pic:cNvPicPr/>
-                  </pic:nvPicPr>
-                  <pic:blipFill>
-                    <a:blip r:embed="rId4" cstate="print"/>
-                    <a:stretch>
-                      <a:fillRect/>
-                    </a:stretch>
-                  </pic:blipFill>
-                  <pic:spPr>
-                    <a:xfrm>
-                      <a:off x="0" y="0"/>
-                      <a:ext cx="628649" cy="628650"/>
-                    </a:xfrm>
-                    <a:prstGeom prst="rect">
-                      <a:avLst/>
-                    </a:prstGeom>
-                  </pic:spPr>
-                </pic:pic>
-              </a:graphicData>
-            </a:graphic>
-          </wp:inline>
-        </w:drawing>
-      </w:r>
       <w:r>
         <w:rPr>
           <w:position w:val="76"/>

--- a/Templates/Банкротство/Инициирование/ФЛ/Самобанкрот/Незалог/Реализация/Реализация полный текст самобанкротство.docx
+++ b/Templates/Банкротство/Инициирование/ФЛ/Самобанкрот/Незалог/Реализация/Реализация полный текст самобанкротство.docx
@@ -52,7 +52,7 @@
                     <pic:cNvPicPr/>
                   </pic:nvPicPr>
                   <pic:blipFill>
-                    <a:blip r:embed="rId5" cstate="print"/>
+                    <a:blip r:embed="rId6" cstate="print"/>
                     <a:stretch>
                       <a:fillRect/>
                     </a:stretch>
@@ -156,11 +156,19 @@
         </w:rPr>
         <w:t xml:space="preserve"> </w:t>
       </w:r>
+      <w:proofErr w:type="spellStart"/>
       <w:r>
         <w:rPr>
           <w:sz w:val="24"/>
         </w:rPr>
-        <w:t>Ростов-на-Дону,</w:t>
+        <w:t>Ростов</w:t>
+      </w:r>
+      <w:proofErr w:type="spellEnd"/>
+      <w:r>
+        <w:rPr>
+          <w:sz w:val="24"/>
+        </w:rPr>
+        <w:t>-на-Дону,</w:t>
       </w:r>
       <w:r>
         <w:rPr>
@@ -201,7 +209,7 @@
         </w:rPr>
         <w:t xml:space="preserve">10/11-13 </w:t>
       </w:r>
-      <w:hyperlink r:id="rId6">
+      <w:hyperlink r:id="rId7">
         <w:r>
           <w:rPr>
             <w:sz w:val="24"/>
@@ -213,9 +221,23 @@
         <w:rPr>
           <w:sz w:val="24"/>
         </w:rPr>
-        <w:t xml:space="preserve">; е-mail: </w:t>
-      </w:r>
-      <w:hyperlink r:id="rId7">
+        <w:t>; е-</w:t>
+      </w:r>
+      <w:proofErr w:type="spellStart"/>
+      <w:r>
+        <w:rPr>
+          <w:sz w:val="24"/>
+        </w:rPr>
+        <w:t>mail</w:t>
+      </w:r>
+      <w:proofErr w:type="spellEnd"/>
+      <w:r>
+        <w:rPr>
+          <w:sz w:val="24"/>
+        </w:rPr>
+        <w:t xml:space="preserve">: </w:t>
+      </w:r>
+      <w:hyperlink r:id="rId8">
         <w:r>
           <w:rPr>
             <w:color w:val="0000FF"/>
@@ -237,13 +259,6 @@
       <w:r>
         <w:br w:type="column"/>
       </w:r>
-      <w:r>
-        <w:rPr>
-          <w:spacing w:val="-2"/>
-          <w:sz w:val="20"/>
-        </w:rPr>
-        <w:t>*****</w:t>
-      </w:r>
     </w:p>
     <w:p>
       <w:pPr>
@@ -316,8 +331,13 @@
         </w:rPr>
         <w:t xml:space="preserve"> </w:t>
       </w:r>
-      <w:r>
-        <w:t>Ростов-на-</w:t>
+      <w:proofErr w:type="spellStart"/>
+      <w:r>
+        <w:t>Ростов</w:t>
+      </w:r>
+      <w:proofErr w:type="spellEnd"/>
+      <w:r>
+        <w:t>-на-</w:t>
       </w:r>
       <w:r>
         <w:rPr>
@@ -1122,13 +1142,6 @@
         </w:rPr>
         <w:tab/>
       </w:r>
-      <w:r>
-        <w:rPr>
-          <w:spacing w:val="-2"/>
-          <w:sz w:val="20"/>
-        </w:rPr>
-        <w:t>*****</w:t>
-      </w:r>
     </w:p>
     <w:p>
       <w:pPr>
@@ -1812,13 +1825,43 @@
           <w:b/>
           <w:sz w:val="23"/>
         </w:rPr>
-        <w:t xml:space="preserve">и попечительства - Муниципальное казенное учреждение «Отдел образования Октябрьского района города Ростова-на-Дону» </w:t>
-      </w:r>
-      <w:r>
-        <w:rPr>
-          <w:sz w:val="23"/>
-        </w:rPr>
-        <w:t xml:space="preserve">(344068, г. Ростов-на-Дону, ул. Ларина, д. </w:t>
+        <w:t xml:space="preserve">и попечительства - Муниципальное казенное учреждение «Отдел образования Октябрьского района города </w:t>
+      </w:r>
+      <w:proofErr w:type="spellStart"/>
+      <w:r>
+        <w:rPr>
+          <w:b/>
+          <w:sz w:val="23"/>
+        </w:rPr>
+        <w:t>Ростова</w:t>
+      </w:r>
+      <w:proofErr w:type="spellEnd"/>
+      <w:r>
+        <w:rPr>
+          <w:b/>
+          <w:sz w:val="23"/>
+        </w:rPr>
+        <w:t xml:space="preserve">-на-Дону» </w:t>
+      </w:r>
+      <w:r>
+        <w:rPr>
+          <w:sz w:val="23"/>
+        </w:rPr>
+        <w:t xml:space="preserve">(344068, г. </w:t>
+      </w:r>
+      <w:proofErr w:type="spellStart"/>
+      <w:r>
+        <w:rPr>
+          <w:sz w:val="23"/>
+        </w:rPr>
+        <w:t>Ростов</w:t>
+      </w:r>
+      <w:proofErr w:type="spellEnd"/>
+      <w:r>
+        <w:rPr>
+          <w:sz w:val="23"/>
+        </w:rPr>
+        <w:t xml:space="preserve">-на-Дону, ул. Ларина, д. </w:t>
       </w:r>
       <w:r>
         <w:rPr>
@@ -1854,7 +1897,21 @@
         <w:rPr>
           <w:sz w:val="23"/>
         </w:rPr>
-        <w:t xml:space="preserve">В силу абз. 4 п. 7 ст. 213.9 Закона о банкротстве предоставить финансовому управляющему должника сведения в отношении должника </w:t>
+        <w:t xml:space="preserve">В силу </w:t>
+      </w:r>
+      <w:proofErr w:type="spellStart"/>
+      <w:r>
+        <w:rPr>
+          <w:sz w:val="23"/>
+        </w:rPr>
+        <w:t>абз</w:t>
+      </w:r>
+      <w:proofErr w:type="spellEnd"/>
+      <w:r>
+        <w:rPr>
+          <w:sz w:val="23"/>
+        </w:rPr>
+        <w:t xml:space="preserve">. 4 п. 7 ст. 213.9 Закона о банкротстве предоставить финансовому управляющему должника сведения в отношении должника </w:t>
       </w:r>
       <w:r>
         <w:rPr>
@@ -1867,7 +1924,49 @@
         <w:rPr>
           <w:sz w:val="23"/>
         </w:rPr>
-        <w:t xml:space="preserve">Гостехнадзор, ГИМС МЧС России, МВД России, Управление Госавтонспекции МВД России, СФР, Росгвардию, Росреестр/Филиал ППК «Роскадастр», ФИПС/Роспатент, ФНС России, Росавиацию в лице соответствующих территориальных органов и иные государственные регистрирующие органы </w:t>
+        <w:t xml:space="preserve">Гостехнадзор, ГИМС МЧС России, МВД России, Управление </w:t>
+      </w:r>
+      <w:proofErr w:type="spellStart"/>
+      <w:r>
+        <w:rPr>
+          <w:sz w:val="23"/>
+        </w:rPr>
+        <w:t>Госавтонспекции</w:t>
+      </w:r>
+      <w:proofErr w:type="spellEnd"/>
+      <w:r>
+        <w:rPr>
+          <w:sz w:val="23"/>
+        </w:rPr>
+        <w:t xml:space="preserve"> МВД России, СФР, </w:t>
+      </w:r>
+      <w:proofErr w:type="spellStart"/>
+      <w:r>
+        <w:rPr>
+          <w:sz w:val="23"/>
+        </w:rPr>
+        <w:t>Росгвардию</w:t>
+      </w:r>
+      <w:proofErr w:type="spellEnd"/>
+      <w:r>
+        <w:rPr>
+          <w:sz w:val="23"/>
+        </w:rPr>
+        <w:t>, Росреестр/Филиал ППК «</w:t>
+      </w:r>
+      <w:proofErr w:type="spellStart"/>
+      <w:r>
+        <w:rPr>
+          <w:sz w:val="23"/>
+        </w:rPr>
+        <w:t>Роскадастр</w:t>
+      </w:r>
+      <w:proofErr w:type="spellEnd"/>
+      <w:r>
+        <w:rPr>
+          <w:sz w:val="23"/>
+        </w:rPr>
+        <w:t xml:space="preserve">», ФИПС/Роспатент, ФНС России, Росавиацию в лице соответствующих территориальных органов и иные государственные регистрирующие органы </w:t>
       </w:r>
       <w:r>
         <w:rPr>
@@ -2198,7 +2297,21 @@
                               <w:rPr>
                                 <w:sz w:val="16"/>
                               </w:rPr>
-                              <w:t>Дата **.**.**** **:**:**</w:t>
+                              <w:t>Дата *</w:t>
+                            </w:r>
+                            <w:proofErr w:type="gramStart"/>
+                            <w:r>
+                              <w:rPr>
+                                <w:sz w:val="16"/>
+                              </w:rPr>
+                              <w:t>*.*</w:t>
+                            </w:r>
+                            <w:proofErr w:type="gramEnd"/>
+                            <w:r>
+                              <w:rPr>
+                                <w:sz w:val="16"/>
+                              </w:rPr>
+                              <w:t>*.**** **:**:**</w:t>
                             </w:r>
                           </w:p>
                           <w:p>
@@ -2240,33 +2353,6 @@
                                 <w:sz w:val="16"/>
                               </w:rPr>
                               <w:t>[415]</w:t>
-                            </w:r>
-                            <w:r>
-                              <w:rPr>
-                                <w:spacing w:val="-5"/>
-                                <w:sz w:val="16"/>
-                              </w:rPr>
-                              <w:t xml:space="preserve"/>
-                            </w:r>
-                            <w:r>
-                              <w:rPr>
-                                <w:sz w:val="16"/>
-                              </w:rPr>
-                              <w:t/>
-                            </w:r>
-                            <w:r>
-                              <w:rPr>
-                                <w:spacing w:val="-5"/>
-                                <w:sz w:val="16"/>
-                              </w:rPr>
-                              <w:t xml:space="preserve"/>
-                            </w:r>
-                            <w:r>
-                              <w:rPr>
-                                <w:spacing w:val="-2"/>
-                                <w:sz w:val="16"/>
-                              </w:rPr>
-                              <w:t/>
                             </w:r>
                           </w:p>
                         </w:txbxContent>
@@ -2422,7 +2508,21 @@
                         <w:rPr>
                           <w:sz w:val="16"/>
                         </w:rPr>
-                        <w:t>Дата **.**.**** **:**:**</w:t>
+                        <w:t>Дата *</w:t>
+                      </w:r>
+                      <w:proofErr w:type="gramStart"/>
+                      <w:r>
+                        <w:rPr>
+                          <w:sz w:val="16"/>
+                        </w:rPr>
+                        <w:t>*.*</w:t>
+                      </w:r>
+                      <w:proofErr w:type="gramEnd"/>
+                      <w:r>
+                        <w:rPr>
+                          <w:sz w:val="16"/>
+                        </w:rPr>
+                        <w:t>*.**** **:**:**</w:t>
                       </w:r>
                     </w:p>
                     <w:p>
@@ -2465,33 +2565,6 @@
                         </w:rPr>
                         <w:t>[415]</w:t>
                       </w:r>
-                      <w:r>
-                        <w:rPr>
-                          <w:spacing w:val="-5"/>
-                          <w:sz w:val="16"/>
-                        </w:rPr>
-                        <w:t xml:space="preserve"/>
-                      </w:r>
-                      <w:r>
-                        <w:rPr>
-                          <w:sz w:val="16"/>
-                        </w:rPr>
-                        <w:t/>
-                      </w:r>
-                      <w:r>
-                        <w:rPr>
-                          <w:spacing w:val="-5"/>
-                          <w:sz w:val="16"/>
-                        </w:rPr>
-                        <w:t xml:space="preserve"/>
-                      </w:r>
-                      <w:r>
-                        <w:rPr>
-                          <w:spacing w:val="-2"/>
-                          <w:sz w:val="16"/>
-                        </w:rPr>
-                        <w:t/>
-                      </w:r>
                     </w:p>
                   </w:txbxContent>
                 </v:textbox>
@@ -2509,6 +2582,44 @@
     </w:sectPr>
   </w:body>
 </w:document>
+</file>
+
+<file path=word/endnotes.xml><?xml version="1.0" encoding="utf-8"?>
+<w:endnotes xmlns:wpc="http://schemas.microsoft.com/office/word/2010/wordprocessingCanvas" xmlns:cx="http://schemas.microsoft.com/office/drawing/2014/chartex" xmlns:cx1="http://schemas.microsoft.com/office/drawing/2015/9/8/chartex" xmlns:cx2="http://schemas.microsoft.com/office/drawing/2015/10/21/chartex" xmlns:cx3="http://schemas.microsoft.com/office/drawing/2016/5/9/chartex" xmlns:cx4="http://schemas.microsoft.com/office/drawing/2016/5/10/chartex" xmlns:cx5="http://schemas.microsoft.com/office/drawing/2016/5/11/chartex" xmlns:cx6="http://schemas.microsoft.com/office/drawing/2016/5/12/chartex" xmlns:cx7="http://schemas.microsoft.com/office/drawing/2016/5/13/chartex" xmlns:cx8="http://schemas.microsoft.com/office/drawing/2016/5/14/chartex" xmlns:mc="http://schemas.openxmlformats.org/markup-compatibility/2006" xmlns:aink="http://schemas.microsoft.com/office/drawing/2016/ink" xmlns:am3d="http://schemas.microsoft.com/office/drawing/2017/model3d" xmlns:o="urn:schemas-microsoft-com:office:office" xmlns:r="http://schemas.openxmlformats.org/officeDocument/2006/relationships" xmlns:m="http://schemas.openxmlformats.org/officeDocument/2006/math" xmlns:v="urn:schemas-microsoft-com:vml" xmlns:wp14="http://schemas.microsoft.com/office/word/2010/wordprocessingDrawing" xmlns:wp="http://schemas.openxmlformats.org/drawingml/2006/wordprocessingDrawing" xmlns:w10="urn:schemas-microsoft-com:office:word" xmlns:w="http://schemas.openxmlformats.org/wordprocessingml/2006/main" xmlns:w14="http://schemas.microsoft.com/office/word/2010/wordml" xmlns:w15="http://schemas.microsoft.com/office/word/2012/wordml" xmlns:w16cex="http://schemas.microsoft.com/office/word/2018/wordml/cex" xmlns:w16cid="http://schemas.microsoft.com/office/word/2016/wordml/cid" xmlns:w16="http://schemas.microsoft.com/office/word/2018/wordml" xmlns:w16sdtdh="http://schemas.microsoft.com/office/word/2020/wordml/sdtdatahash" xmlns:w16se="http://schemas.microsoft.com/office/word/2015/wordml/symex" xmlns:wpg="http://schemas.microsoft.com/office/word/2010/wordprocessingGroup" xmlns:wpi="http://schemas.microsoft.com/office/word/2010/wordprocessingInk" xmlns:wne="http://schemas.microsoft.com/office/word/2006/wordml" xmlns:wps="http://schemas.microsoft.com/office/word/2010/wordprocessingShape" mc:Ignorable="w14 w15 w16se w16cid w16 w16cex w16sdtdh wp14">
+  <w:endnote w:type="separator" w:id="-1">
+    <w:p>
+      <w:r>
+        <w:separator/>
+      </w:r>
+    </w:p>
+  </w:endnote>
+  <w:endnote w:type="continuationSeparator" w:id="0">
+    <w:p>
+      <w:r>
+        <w:continuationSeparator/>
+      </w:r>
+    </w:p>
+  </w:endnote>
+</w:endnotes>
+</file>
+
+<file path=word/footnotes.xml><?xml version="1.0" encoding="utf-8"?>
+<w:footnotes xmlns:wpc="http://schemas.microsoft.com/office/word/2010/wordprocessingCanvas" xmlns:cx="http://schemas.microsoft.com/office/drawing/2014/chartex" xmlns:cx1="http://schemas.microsoft.com/office/drawing/2015/9/8/chartex" xmlns:cx2="http://schemas.microsoft.com/office/drawing/2015/10/21/chartex" xmlns:cx3="http://schemas.microsoft.com/office/drawing/2016/5/9/chartex" xmlns:cx4="http://schemas.microsoft.com/office/drawing/2016/5/10/chartex" xmlns:cx5="http://schemas.microsoft.com/office/drawing/2016/5/11/chartex" xmlns:cx6="http://schemas.microsoft.com/office/drawing/2016/5/12/chartex" xmlns:cx7="http://schemas.microsoft.com/office/drawing/2016/5/13/chartex" xmlns:cx8="http://schemas.microsoft.com/office/drawing/2016/5/14/chartex" xmlns:mc="http://schemas.openxmlformats.org/markup-compatibility/2006" xmlns:aink="http://schemas.microsoft.com/office/drawing/2016/ink" xmlns:am3d="http://schemas.microsoft.com/office/drawing/2017/model3d" xmlns:o="urn:schemas-microsoft-com:office:office" xmlns:r="http://schemas.openxmlformats.org/officeDocument/2006/relationships" xmlns:m="http://schemas.openxmlformats.org/officeDocument/2006/math" xmlns:v="urn:schemas-microsoft-com:vml" xmlns:wp14="http://schemas.microsoft.com/office/word/2010/wordprocessingDrawing" xmlns:wp="http://schemas.openxmlformats.org/drawingml/2006/wordprocessingDrawing" xmlns:w10="urn:schemas-microsoft-com:office:word" xmlns:w="http://schemas.openxmlformats.org/wordprocessingml/2006/main" xmlns:w14="http://schemas.microsoft.com/office/word/2010/wordml" xmlns:w15="http://schemas.microsoft.com/office/word/2012/wordml" xmlns:w16cex="http://schemas.microsoft.com/office/word/2018/wordml/cex" xmlns:w16cid="http://schemas.microsoft.com/office/word/2016/wordml/cid" xmlns:w16="http://schemas.microsoft.com/office/word/2018/wordml" xmlns:w16sdtdh="http://schemas.microsoft.com/office/word/2020/wordml/sdtdatahash" xmlns:w16se="http://schemas.microsoft.com/office/word/2015/wordml/symex" xmlns:wpg="http://schemas.microsoft.com/office/word/2010/wordprocessingGroup" xmlns:wpi="http://schemas.microsoft.com/office/word/2010/wordprocessingInk" xmlns:wne="http://schemas.microsoft.com/office/word/2006/wordml" xmlns:wps="http://schemas.microsoft.com/office/word/2010/wordprocessingShape" mc:Ignorable="w14 w15 w16se w16cid w16 w16cex w16sdtdh wp14">
+  <w:footnote w:type="separator" w:id="-1">
+    <w:p>
+      <w:r>
+        <w:separator/>
+      </w:r>
+    </w:p>
+  </w:footnote>
+  <w:footnote w:type="continuationSeparator" w:id="0">
+    <w:p>
+      <w:r>
+        <w:continuationSeparator/>
+      </w:r>
+    </w:p>
+  </w:footnote>
+</w:footnotes>
 </file>
 
 <file path=word/styles.xml><?xml version="1.0" encoding="utf-8"?>
@@ -3048,6 +3159,56 @@
       <w:lang w:val="ru-RU"/>
     </w:rPr>
   </w:style>
+  <w:style w:type="paragraph" w:styleId="a7">
+    <w:name w:val="header"/>
+    <w:basedOn w:val="a"/>
+    <w:link w:val="a8"/>
+    <w:uiPriority w:val="99"/>
+    <w:unhideWhenUsed/>
+    <w:rsid w:val="00F54442"/>
+    <w:pPr>
+      <w:tabs>
+        <w:tab w:val="center" w:pos="4677"/>
+        <w:tab w:val="right" w:pos="9355"/>
+      </w:tabs>
+    </w:pPr>
+  </w:style>
+  <w:style w:type="character" w:customStyle="1" w:styleId="a8">
+    <w:name w:val="Верхний колонтитул Знак"/>
+    <w:basedOn w:val="a0"/>
+    <w:link w:val="a7"/>
+    <w:uiPriority w:val="99"/>
+    <w:rsid w:val="00F54442"/>
+    <w:rPr>
+      <w:rFonts w:ascii="Times New Roman" w:eastAsia="Times New Roman" w:hAnsi="Times New Roman" w:cs="Times New Roman"/>
+      <w:lang w:val="ru-RU"/>
+    </w:rPr>
+  </w:style>
+  <w:style w:type="paragraph" w:styleId="a9">
+    <w:name w:val="footer"/>
+    <w:basedOn w:val="a"/>
+    <w:link w:val="aa"/>
+    <w:uiPriority w:val="99"/>
+    <w:unhideWhenUsed/>
+    <w:rsid w:val="00F54442"/>
+    <w:pPr>
+      <w:tabs>
+        <w:tab w:val="center" w:pos="4677"/>
+        <w:tab w:val="right" w:pos="9355"/>
+      </w:tabs>
+    </w:pPr>
+  </w:style>
+  <w:style w:type="character" w:customStyle="1" w:styleId="aa">
+    <w:name w:val="Нижний колонтитул Знак"/>
+    <w:basedOn w:val="a0"/>
+    <w:link w:val="a9"/>
+    <w:uiPriority w:val="99"/>
+    <w:rsid w:val="00F54442"/>
+    <w:rPr>
+      <w:rFonts w:ascii="Times New Roman" w:eastAsia="Times New Roman" w:hAnsi="Times New Roman" w:cs="Times New Roman"/>
+      <w:lang w:val="ru-RU"/>
+    </w:rPr>
+  </w:style>
 </w:styles>
 </file>
 
